--- a/public/administrative-personnel-dashboard/job-termination/FT-RH-14.docx
+++ b/public/administrative-personnel-dashboard/job-termination/FT-RH-14.docx
@@ -36,7 +36,7 @@
                 <w:lang w:eastAsia="es-MX"/>
               </w:rPr>
               <w:drawing>
-                <wp:inline distT="0" distB="0" distL="0" distR="0" wp14:anchorId="0AB7BCE3" wp14:editId="06EDFBCC">
+                <wp:inline distT="0" distB="0" distL="0" distR="0" wp14:anchorId="0AB7BCE3" wp14:editId="46261CE9">
                   <wp:extent cx="857250" cy="685800"/>
                   <wp:effectExtent l="0" t="0" r="0" b="0"/>
                   <wp:docPr id="1152872271" name="Imagen 1" descr="logogersavertical"/>
@@ -523,13 +523,13 @@
           <w:noProof/>
         </w:rPr>
         <w:drawing>
-          <wp:anchor distT="0" distB="0" distL="114300" distR="114300" simplePos="0" relativeHeight="251659264" behindDoc="1" locked="0" layoutInCell="1" allowOverlap="1" wp14:anchorId="2D1B2223" wp14:editId="3115BC28">
+          <wp:anchor distT="0" distB="0" distL="114300" distR="114300" simplePos="0" relativeHeight="251659264" behindDoc="1" locked="0" layoutInCell="1" allowOverlap="1" wp14:anchorId="2D1B2223" wp14:editId="5EFF737E">
             <wp:simplePos x="0" y="0"/>
             <wp:positionH relativeFrom="margin">
-              <wp:posOffset>2278380</wp:posOffset>
+              <wp:posOffset>2279098</wp:posOffset>
             </wp:positionH>
             <wp:positionV relativeFrom="paragraph">
-              <wp:posOffset>34290</wp:posOffset>
+              <wp:posOffset>215265</wp:posOffset>
             </wp:positionV>
             <wp:extent cx="1895475" cy="1175195"/>
             <wp:effectExtent l="0" t="0" r="0" b="0"/>
